--- a/documentacao/relatorio.docx
+++ b/documentacao/relatorio.docx
@@ -121,6 +121,8 @@
         <w:jc w:val="center"/>
         <w:rPr>
           <w:rFonts w:asciiTheme="minorHAnsi" w:hAnsiTheme="minorHAnsi" w:cstheme="minorHAnsi"/>
+          <w:sz w:val="24"/>
+          <w:szCs w:val="24"/>
         </w:rPr>
       </w:pPr>
       <w:r>
@@ -128,11 +130,210 @@
           <w:rFonts w:asciiTheme="minorHAnsi" w:hAnsiTheme="minorHAnsi" w:cstheme="minorHAnsi"/>
           <w:i/>
           <w:iCs/>
+          <w:sz w:val="32"/>
+          <w:szCs w:val="32"/>
+        </w:rPr>
+        <w:t>Extensão de Acessibilidade Visual com Inteligência Artificial</w:t>
+      </w:r>
+    </w:p>
+    <w:p>
+      <w:pPr>
+        <w:spacing w:line="360" w:lineRule="auto"/>
+        <w:jc w:val="center"/>
+        <w:rPr>
+          <w:rFonts w:asciiTheme="minorHAnsi" w:hAnsiTheme="minorHAnsi" w:cstheme="minorHAnsi"/>
+          <w:sz w:val="28"/>
+          <w:szCs w:val="28"/>
+        </w:rPr>
+      </w:pPr>
+      <w:r>
+        <w:rPr>
+          <w:rFonts w:asciiTheme="minorHAnsi" w:hAnsiTheme="minorHAnsi" w:cstheme="minorHAnsi"/>
+          <w:sz w:val="28"/>
+          <w:szCs w:val="28"/>
+        </w:rPr>
+        <w:t>GCC223 — Acessibilidade na Web</w:t>
+      </w:r>
+    </w:p>
+    <w:p>
+      <w:pPr>
+        <w:spacing w:line="360" w:lineRule="auto"/>
+        <w:jc w:val="center"/>
+        <w:rPr>
+          <w:rFonts w:asciiTheme="minorHAnsi" w:hAnsiTheme="minorHAnsi" w:cstheme="minorHAnsi"/>
+          <w:sz w:val="28"/>
+          <w:szCs w:val="28"/>
+        </w:rPr>
+      </w:pPr>
+      <w:r>
+        <w:rPr>
+          <w:rFonts w:asciiTheme="minorHAnsi" w:hAnsiTheme="minorHAnsi" w:cstheme="minorHAnsi"/>
+          <w:sz w:val="28"/>
+          <w:szCs w:val="28"/>
+        </w:rPr>
+        <w:t>Aaron Martins Leão Ferreira</w:t>
+      </w:r>
+    </w:p>
+    <w:p>
+      <w:pPr>
+        <w:spacing w:line="360" w:lineRule="auto"/>
+        <w:jc w:val="center"/>
+        <w:rPr>
+          <w:rFonts w:asciiTheme="minorHAnsi" w:hAnsiTheme="minorHAnsi" w:cstheme="minorHAnsi"/>
+          <w:sz w:val="28"/>
+          <w:szCs w:val="28"/>
+        </w:rPr>
+      </w:pPr>
+      <w:r>
+        <w:rPr>
+          <w:rFonts w:asciiTheme="minorHAnsi" w:hAnsiTheme="minorHAnsi" w:cstheme="minorHAnsi"/>
+          <w:sz w:val="28"/>
+          <w:szCs w:val="28"/>
+        </w:rPr>
+        <w:t>João Lucas Pereira de Almeida</w:t>
+      </w:r>
+    </w:p>
+    <w:p>
+      <w:pPr>
+        <w:spacing w:line="360" w:lineRule="auto"/>
+        <w:jc w:val="center"/>
+        <w:rPr>
+          <w:rFonts w:asciiTheme="minorHAnsi" w:hAnsiTheme="minorHAnsi" w:cstheme="minorHAnsi"/>
+          <w:sz w:val="28"/>
+          <w:szCs w:val="28"/>
+        </w:rPr>
+      </w:pPr>
+    </w:p>
+    <w:p>
+      <w:pPr>
+        <w:spacing w:line="360" w:lineRule="auto"/>
+        <w:jc w:val="center"/>
+        <w:rPr>
+          <w:rFonts w:asciiTheme="minorHAnsi" w:hAnsiTheme="minorHAnsi" w:cstheme="minorHAnsi"/>
+          <w:sz w:val="22"/>
+          <w:szCs w:val="22"/>
+        </w:rPr>
+      </w:pPr>
+    </w:p>
+    <w:p>
+      <w:pPr>
+        <w:spacing w:line="360" w:lineRule="auto"/>
+        <w:jc w:val="center"/>
+        <w:rPr>
+          <w:rFonts w:asciiTheme="minorHAnsi" w:hAnsiTheme="minorHAnsi" w:cstheme="minorHAnsi"/>
+          <w:sz w:val="22"/>
+          <w:szCs w:val="22"/>
+        </w:rPr>
+      </w:pPr>
+    </w:p>
+    <w:p>
+      <w:pPr>
+        <w:spacing w:line="360" w:lineRule="auto"/>
+        <w:jc w:val="center"/>
+        <w:rPr>
+          <w:rFonts w:asciiTheme="minorHAnsi" w:hAnsiTheme="minorHAnsi" w:cstheme="minorHAnsi"/>
+          <w:sz w:val="22"/>
+          <w:szCs w:val="22"/>
+        </w:rPr>
+      </w:pPr>
+    </w:p>
+    <w:p>
+      <w:pPr>
+        <w:spacing w:line="360" w:lineRule="auto"/>
+        <w:jc w:val="center"/>
+        <w:rPr>
+          <w:rFonts w:asciiTheme="minorHAnsi" w:hAnsiTheme="minorHAnsi" w:cstheme="minorHAnsi"/>
+          <w:sz w:val="22"/>
+          <w:szCs w:val="22"/>
+        </w:rPr>
+      </w:pPr>
+    </w:p>
+    <w:p>
+      <w:pPr>
+        <w:spacing w:line="360" w:lineRule="auto"/>
+        <w:jc w:val="center"/>
+        <w:rPr>
+          <w:rFonts w:asciiTheme="minorHAnsi" w:hAnsiTheme="minorHAnsi" w:cstheme="minorHAnsi"/>
+          <w:sz w:val="22"/>
+          <w:szCs w:val="22"/>
+        </w:rPr>
+      </w:pPr>
+    </w:p>
+    <w:p>
+      <w:pPr>
+        <w:spacing w:line="360" w:lineRule="auto"/>
+        <w:jc w:val="center"/>
+        <w:rPr>
+          <w:rFonts w:asciiTheme="minorHAnsi" w:hAnsiTheme="minorHAnsi" w:cstheme="minorHAnsi"/>
+          <w:sz w:val="22"/>
+          <w:szCs w:val="22"/>
+        </w:rPr>
+      </w:pPr>
+    </w:p>
+    <w:p>
+      <w:pPr>
+        <w:spacing w:line="360" w:lineRule="auto"/>
+        <w:jc w:val="center"/>
+        <w:rPr>
+          <w:rFonts w:asciiTheme="minorHAnsi" w:hAnsiTheme="minorHAnsi" w:cstheme="minorHAnsi"/>
+          <w:sz w:val="22"/>
+          <w:szCs w:val="22"/>
+        </w:rPr>
+      </w:pPr>
+    </w:p>
+    <w:p>
+      <w:pPr>
+        <w:spacing w:line="360" w:lineRule="auto"/>
+        <w:jc w:val="center"/>
+        <w:rPr>
+          <w:rFonts w:asciiTheme="minorHAnsi" w:hAnsiTheme="minorHAnsi" w:cstheme="minorHAnsi"/>
+          <w:sz w:val="22"/>
+          <w:szCs w:val="22"/>
+        </w:rPr>
+      </w:pPr>
+    </w:p>
+    <w:p>
+      <w:pPr>
+        <w:spacing w:line="360" w:lineRule="auto"/>
+        <w:rPr>
+          <w:rFonts w:asciiTheme="minorHAnsi" w:hAnsiTheme="minorHAnsi" w:cstheme="minorHAnsi"/>
+          <w:sz w:val="22"/>
+          <w:szCs w:val="22"/>
+        </w:rPr>
+      </w:pPr>
+    </w:p>
+    <w:p>
+      <w:pPr>
+        <w:spacing w:line="360" w:lineRule="auto"/>
+        <w:jc w:val="center"/>
+        <w:rPr>
+          <w:rFonts w:asciiTheme="minorHAnsi" w:hAnsiTheme="minorHAnsi" w:cstheme="minorHAnsi"/>
+          <w:sz w:val="22"/>
+          <w:szCs w:val="22"/>
+        </w:rPr>
+      </w:pPr>
+    </w:p>
+    <w:p>
+      <w:pPr>
+        <w:spacing w:line="360" w:lineRule="auto"/>
+        <w:jc w:val="center"/>
+        <w:rPr>
+          <w:rFonts w:asciiTheme="minorHAnsi" w:hAnsiTheme="minorHAnsi" w:cstheme="minorHAnsi"/>
+          <w:sz w:val="28"/>
+          <w:szCs w:val="28"/>
+        </w:rPr>
+      </w:pPr>
+    </w:p>
+    <w:p>
+      <w:pPr>
+        <w:spacing w:line="360" w:lineRule="auto"/>
+        <w:jc w:val="center"/>
+        <w:rPr>
+          <w:rFonts w:asciiTheme="minorHAnsi" w:hAnsiTheme="minorHAnsi" w:cstheme="minorHAnsi"/>
           <w:sz w:val="24"/>
           <w:szCs w:val="24"/>
         </w:rPr>
-        <w:t>Extensão de Acessibilidade Visual com Inteligência Artificial</w:t>
-      </w:r>
+      </w:pPr>
     </w:p>
     <w:p>
       <w:pPr>
@@ -140,15 +341,17 @@
         <w:jc w:val="center"/>
         <w:rPr>
           <w:rFonts w:asciiTheme="minorHAnsi" w:hAnsiTheme="minorHAnsi" w:cstheme="minorHAnsi"/>
-        </w:rPr>
-      </w:pPr>
-      <w:r>
-        <w:rPr>
-          <w:rFonts w:asciiTheme="minorHAnsi" w:hAnsiTheme="minorHAnsi" w:cstheme="minorHAnsi"/>
-          <w:sz w:val="22"/>
-          <w:szCs w:val="22"/>
-        </w:rPr>
-        <w:t>GCC223 — Acessibilidade na Web</w:t>
+          <w:sz w:val="24"/>
+          <w:szCs w:val="24"/>
+        </w:rPr>
+      </w:pPr>
+      <w:r>
+        <w:rPr>
+          <w:rFonts w:asciiTheme="minorHAnsi" w:hAnsiTheme="minorHAnsi" w:cstheme="minorHAnsi"/>
+          <w:sz w:val="28"/>
+          <w:szCs w:val="28"/>
+        </w:rPr>
+        <w:t>Universidade Federal de Lavras</w:t>
       </w:r>
     </w:p>
     <w:p>
@@ -157,30 +360,15 @@
         <w:jc w:val="center"/>
         <w:rPr>
           <w:rFonts w:asciiTheme="minorHAnsi" w:hAnsiTheme="minorHAnsi" w:cstheme="minorHAnsi"/>
-        </w:rPr>
-      </w:pPr>
-      <w:r>
-        <w:rPr>
-          <w:rFonts w:asciiTheme="minorHAnsi" w:hAnsiTheme="minorHAnsi" w:cstheme="minorHAnsi"/>
-          <w:sz w:val="22"/>
-          <w:szCs w:val="22"/>
-        </w:rPr>
-        <w:t>Universidade Federal de Lavras — UFLA</w:t>
-      </w:r>
-    </w:p>
-    <w:p>
-      <w:pPr>
-        <w:spacing w:line="360" w:lineRule="auto"/>
-        <w:jc w:val="center"/>
-        <w:rPr>
-          <w:rFonts w:asciiTheme="minorHAnsi" w:hAnsiTheme="minorHAnsi" w:cstheme="minorHAnsi"/>
-        </w:rPr>
-      </w:pPr>
-      <w:r>
-        <w:rPr>
-          <w:rFonts w:asciiTheme="minorHAnsi" w:hAnsiTheme="minorHAnsi" w:cstheme="minorHAnsi"/>
-          <w:sz w:val="22"/>
-          <w:szCs w:val="22"/>
+          <w:sz w:val="24"/>
+          <w:szCs w:val="24"/>
+        </w:rPr>
+      </w:pPr>
+      <w:r>
+        <w:rPr>
+          <w:rFonts w:asciiTheme="minorHAnsi" w:hAnsiTheme="minorHAnsi" w:cstheme="minorHAnsi"/>
+          <w:sz w:val="28"/>
+          <w:szCs w:val="28"/>
         </w:rPr>
         <w:t>2026</w:t>
       </w:r>
@@ -277,16 +465,7 @@
           <w:sz w:val="22"/>
           <w:szCs w:val="22"/>
         </w:rPr>
-        <w:t xml:space="preserve"> é uma extensão para o navegador Google Chrome desenvolvida com o objetivo de melhorar a acessibilidade visual na web para pessoas com deficiência visual. O projeto utiliza inteligência artificial com visão computacional para gerar automaticamen</w:t>
-      </w:r>
-      <w:r>
-        <w:rPr>
-          <w:rFonts w:asciiTheme="minorHAnsi" w:hAnsiTheme="minorHAnsi" w:cstheme="minorHAnsi"/>
-          <w:color w:val="111827"/>
-          <w:sz w:val="22"/>
-          <w:szCs w:val="22"/>
-        </w:rPr>
-        <w:t xml:space="preserve">te textos alternativos (atributo </w:t>
+        <w:t xml:space="preserve"> é uma extensão para o navegador Google Chrome desenvolvida com o objetivo de melhorar a acessibilidade visual na web para pessoas com deficiência visual. O projeto utiliza inteligência artificial com visão computacional para gerar automaticamente textos alternativos (atributo </w:t>
       </w:r>
       <w:proofErr w:type="spellStart"/>
       <w:r>
@@ -382,8 +561,9 @@
           <w:sz w:val="22"/>
           <w:szCs w:val="22"/>
         </w:rPr>
-        <w:t xml:space="preserve"> preenchido ou possuem descrições vazias, o que torna o conteúdo visual inacessív</w:t>
-      </w:r>
+        <w:t xml:space="preserve"> preenchido ou possuem descrições vazias, o que torna o conteúdo visual inacessível para pessoas que dependem de leitores de tela como NVDA e JAWS. Essas ferramentas utilizam o atributo </w:t>
+      </w:r>
+      <w:proofErr w:type="spellStart"/>
       <w:r>
         <w:rPr>
           <w:rFonts w:asciiTheme="minorHAnsi" w:hAnsiTheme="minorHAnsi" w:cstheme="minorHAnsi"/>
@@ -391,9 +571,9 @@
           <w:sz w:val="22"/>
           <w:szCs w:val="22"/>
         </w:rPr>
-        <w:t xml:space="preserve">el para pessoas que dependem de leitores de tela como NVDA e JAWS. Essas ferramentas utilizam o atributo </w:t>
-      </w:r>
-      <w:proofErr w:type="spellStart"/>
+        <w:t>alt</w:t>
+      </w:r>
+      <w:proofErr w:type="spellEnd"/>
       <w:r>
         <w:rPr>
           <w:rFonts w:asciiTheme="minorHAnsi" w:hAnsiTheme="minorHAnsi" w:cstheme="minorHAnsi"/>
@@ -401,9 +581,17 @@
           <w:sz w:val="22"/>
           <w:szCs w:val="22"/>
         </w:rPr>
-        <w:t>alt</w:t>
-      </w:r>
-      <w:proofErr w:type="spellEnd"/>
+        <w:t xml:space="preserve"> para descrever imagens aos usuários, e na ausência dessa informação, o conteúdo visual fica completamente inacessível.</w:t>
+      </w:r>
+    </w:p>
+    <w:p>
+      <w:pPr>
+        <w:spacing w:line="360" w:lineRule="auto"/>
+        <w:jc w:val="both"/>
+        <w:rPr>
+          <w:rFonts w:asciiTheme="minorHAnsi" w:hAnsiTheme="minorHAnsi" w:cstheme="minorHAnsi"/>
+        </w:rPr>
+      </w:pPr>
       <w:r>
         <w:rPr>
           <w:rFonts w:asciiTheme="minorHAnsi" w:hAnsiTheme="minorHAnsi" w:cstheme="minorHAnsi"/>
@@ -411,17 +599,8 @@
           <w:sz w:val="22"/>
           <w:szCs w:val="22"/>
         </w:rPr>
-        <w:t xml:space="preserve"> para descrever imagens aos usuários, e na ausência dessa informação, o conteúdo visual fica completamente inacessível.</w:t>
-      </w:r>
-    </w:p>
-    <w:p>
-      <w:pPr>
-        <w:spacing w:line="360" w:lineRule="auto"/>
-        <w:jc w:val="both"/>
-        <w:rPr>
-          <w:rFonts w:asciiTheme="minorHAnsi" w:hAnsiTheme="minorHAnsi" w:cstheme="minorHAnsi"/>
-        </w:rPr>
-      </w:pPr>
+        <w:t xml:space="preserve">  </w:t>
+      </w:r>
       <w:r>
         <w:rPr>
           <w:rFonts w:asciiTheme="minorHAnsi" w:hAnsiTheme="minorHAnsi" w:cstheme="minorHAnsi"/>
@@ -429,25 +608,7 @@
           <w:sz w:val="22"/>
           <w:szCs w:val="22"/>
         </w:rPr>
-        <w:t xml:space="preserve">  </w:t>
-      </w:r>
-      <w:r>
-        <w:rPr>
-          <w:rFonts w:asciiTheme="minorHAnsi" w:hAnsiTheme="minorHAnsi" w:cstheme="minorHAnsi"/>
-          <w:color w:val="111827"/>
-          <w:sz w:val="22"/>
-          <w:szCs w:val="22"/>
-        </w:rPr>
-        <w:t>O problema é agravado pela g</w:t>
-      </w:r>
-      <w:r>
-        <w:rPr>
-          <w:rFonts w:asciiTheme="minorHAnsi" w:hAnsiTheme="minorHAnsi" w:cstheme="minorHAnsi"/>
-          <w:color w:val="111827"/>
-          <w:sz w:val="22"/>
-          <w:szCs w:val="22"/>
-        </w:rPr>
-        <w:t>rande quantidade de imagens publicadas diariamente sem descrição adequada, tornando impossível a correção manual em larga escala.</w:t>
+        <w:t>O problema é agravado pela grande quantidade de imagens publicadas diariamente sem descrição adequada, tornando impossível a correção manual em larga escala.</w:t>
       </w:r>
     </w:p>
     <w:p>
@@ -568,15 +729,7 @@
           <w:sz w:val="22"/>
           <w:szCs w:val="22"/>
         </w:rPr>
-        <w:t xml:space="preserve">A </w:t>
-      </w:r>
-      <w:r>
-        <w:rPr>
-          <w:rFonts w:asciiTheme="minorHAnsi" w:hAnsiTheme="minorHAnsi" w:cstheme="minorHAnsi"/>
-          <w:sz w:val="22"/>
-          <w:szCs w:val="22"/>
-        </w:rPr>
-        <w:t xml:space="preserve">extensão foi desenvolvida inteiramente em </w:t>
+        <w:t xml:space="preserve">A extensão foi desenvolvida inteiramente em </w:t>
       </w:r>
       <w:proofErr w:type="spellStart"/>
       <w:r>
@@ -645,12 +798,6 @@
         <w:gridCol w:w="7525"/>
       </w:tblGrid>
       <w:tr>
-        <w:tblPrEx>
-          <w:tblCellMar>
-            <w:top w:w="0" w:type="dxa"/>
-            <w:bottom w:w="0" w:type="dxa"/>
-          </w:tblCellMar>
-        </w:tblPrEx>
         <w:trPr>
           <w:tblHeader/>
         </w:trPr>
@@ -722,12 +869,6 @@
         </w:tc>
       </w:tr>
       <w:tr>
-        <w:tblPrEx>
-          <w:tblCellMar>
-            <w:top w:w="0" w:type="dxa"/>
-            <w:bottom w:w="0" w:type="dxa"/>
-          </w:tblCellMar>
-        </w:tblPrEx>
         <w:tc>
           <w:tcPr>
             <w:tcW w:w="0" w:type="auto"/>
@@ -790,12 +931,6 @@
         </w:tc>
       </w:tr>
       <w:tr>
-        <w:tblPrEx>
-          <w:tblCellMar>
-            <w:top w:w="0" w:type="dxa"/>
-            <w:bottom w:w="0" w:type="dxa"/>
-          </w:tblCellMar>
-        </w:tblPrEx>
         <w:tc>
           <w:tcPr>
             <w:tcW w:w="0" w:type="auto"/>
@@ -878,12 +1013,6 @@
         </w:tc>
       </w:tr>
       <w:tr>
-        <w:tblPrEx>
-          <w:tblCellMar>
-            <w:top w:w="0" w:type="dxa"/>
-            <w:bottom w:w="0" w:type="dxa"/>
-          </w:tblCellMar>
-        </w:tblPrEx>
         <w:tc>
           <w:tcPr>
             <w:tcW w:w="0" w:type="auto"/>
@@ -946,12 +1075,6 @@
         </w:tc>
       </w:tr>
       <w:tr>
-        <w:tblPrEx>
-          <w:tblCellMar>
-            <w:top w:w="0" w:type="dxa"/>
-            <w:bottom w:w="0" w:type="dxa"/>
-          </w:tblCellMar>
-        </w:tblPrEx>
         <w:tc>
           <w:tcPr>
             <w:tcW w:w="0" w:type="auto"/>
@@ -1208,15 +1331,7 @@
           <w:sz w:val="22"/>
           <w:szCs w:val="22"/>
         </w:rPr>
-        <w:t>Injetar o texto gera</w:t>
-      </w:r>
-      <w:r>
-        <w:rPr>
-          <w:rFonts w:asciiTheme="minorHAnsi" w:hAnsiTheme="minorHAnsi" w:cstheme="minorHAnsi"/>
-          <w:sz w:val="22"/>
-          <w:szCs w:val="22"/>
-        </w:rPr>
-        <w:t xml:space="preserve">do no atributo </w:t>
+        <w:t xml:space="preserve">Injetar o texto gerado no atributo </w:t>
       </w:r>
       <w:proofErr w:type="spellStart"/>
       <w:r>
@@ -1365,15 +1480,7 @@
           <w:szCs w:val="22"/>
         </w:rPr>
         <w:lastRenderedPageBreak/>
-        <w:t xml:space="preserve">Ler descrições em voz alta </w:t>
-      </w:r>
-      <w:r>
-        <w:rPr>
-          <w:rFonts w:asciiTheme="minorHAnsi" w:hAnsiTheme="minorHAnsi" w:cstheme="minorHAnsi"/>
-          <w:sz w:val="22"/>
-          <w:szCs w:val="22"/>
-        </w:rPr>
-        <w:t>via Web Speech API em português brasileiro</w:t>
+        <w:t>Ler descrições em voz alta via Web Speech API em português brasileiro</w:t>
       </w:r>
     </w:p>
     <w:p>
@@ -1483,15 +1590,7 @@
           <w:sz w:val="22"/>
           <w:szCs w:val="22"/>
         </w:rPr>
-        <w:t>Processamento assíncrono com feedb</w:t>
-      </w:r>
-      <w:r>
-        <w:rPr>
-          <w:rFonts w:asciiTheme="minorHAnsi" w:hAnsiTheme="minorHAnsi" w:cstheme="minorHAnsi"/>
-          <w:sz w:val="22"/>
-          <w:szCs w:val="22"/>
-        </w:rPr>
-        <w:t>ack sonoro ao usuário</w:t>
+        <w:t>Processamento assíncrono com feedback sonoro ao usuário</w:t>
       </w:r>
     </w:p>
     <w:p>
@@ -1555,12 +1654,6 @@
         <w:gridCol w:w="6838"/>
       </w:tblGrid>
       <w:tr>
-        <w:tblPrEx>
-          <w:tblCellMar>
-            <w:top w:w="0" w:type="dxa"/>
-            <w:bottom w:w="0" w:type="dxa"/>
-          </w:tblCellMar>
-        </w:tblPrEx>
         <w:trPr>
           <w:tblHeader/>
         </w:trPr>
@@ -1632,12 +1725,6 @@
         </w:tc>
       </w:tr>
       <w:tr>
-        <w:tblPrEx>
-          <w:tblCellMar>
-            <w:top w:w="0" w:type="dxa"/>
-            <w:bottom w:w="0" w:type="dxa"/>
-          </w:tblCellMar>
-        </w:tblPrEx>
         <w:tc>
           <w:tcPr>
             <w:tcW w:w="0" w:type="auto"/>
@@ -1742,12 +1829,6 @@
         </w:tc>
       </w:tr>
       <w:tr>
-        <w:tblPrEx>
-          <w:tblCellMar>
-            <w:top w:w="0" w:type="dxa"/>
-            <w:bottom w:w="0" w:type="dxa"/>
-          </w:tblCellMar>
-        </w:tblPrEx>
         <w:tc>
           <w:tcPr>
             <w:tcW w:w="0" w:type="auto"/>
@@ -1810,12 +1891,6 @@
         </w:tc>
       </w:tr>
       <w:tr>
-        <w:tblPrEx>
-          <w:tblCellMar>
-            <w:top w:w="0" w:type="dxa"/>
-            <w:bottom w:w="0" w:type="dxa"/>
-          </w:tblCellMar>
-        </w:tblPrEx>
         <w:tc>
           <w:tcPr>
             <w:tcW w:w="0" w:type="auto"/>
@@ -1911,12 +1986,6 @@
         </w:tc>
       </w:tr>
       <w:tr>
-        <w:tblPrEx>
-          <w:tblCellMar>
-            <w:top w:w="0" w:type="dxa"/>
-            <w:bottom w:w="0" w:type="dxa"/>
-          </w:tblCellMar>
-        </w:tblPrEx>
         <w:tc>
           <w:tcPr>
             <w:tcW w:w="0" w:type="auto"/>
@@ -1999,12 +2068,6 @@
         </w:tc>
       </w:tr>
       <w:tr>
-        <w:tblPrEx>
-          <w:tblCellMar>
-            <w:top w:w="0" w:type="dxa"/>
-            <w:bottom w:w="0" w:type="dxa"/>
-          </w:tblCellMar>
-        </w:tblPrEx>
         <w:tc>
           <w:tcPr>
             <w:tcW w:w="0" w:type="auto"/>
@@ -2069,12 +2132,6 @@
         </w:tc>
       </w:tr>
       <w:tr>
-        <w:tblPrEx>
-          <w:tblCellMar>
-            <w:top w:w="0" w:type="dxa"/>
-            <w:bottom w:w="0" w:type="dxa"/>
-          </w:tblCellMar>
-        </w:tblPrEx>
         <w:tc>
           <w:tcPr>
             <w:tcW w:w="0" w:type="auto"/>
@@ -2742,12 +2799,6 @@
         <w:gridCol w:w="6215"/>
       </w:tblGrid>
       <w:tr>
-        <w:tblPrEx>
-          <w:tblCellMar>
-            <w:top w:w="0" w:type="dxa"/>
-            <w:bottom w:w="0" w:type="dxa"/>
-          </w:tblCellMar>
-        </w:tblPrEx>
         <w:trPr>
           <w:tblHeader/>
         </w:trPr>
@@ -2811,12 +2862,6 @@
         </w:tc>
       </w:tr>
       <w:tr>
-        <w:tblPrEx>
-          <w:tblCellMar>
-            <w:top w:w="0" w:type="dxa"/>
-            <w:bottom w:w="0" w:type="dxa"/>
-          </w:tblCellMar>
-        </w:tblPrEx>
         <w:tc>
           <w:tcPr>
             <w:tcW w:w="0" w:type="auto"/>
@@ -2883,14 +2928,7 @@
                 <w:rFonts w:asciiTheme="minorHAnsi" w:hAnsiTheme="minorHAnsi" w:cstheme="minorHAnsi"/>
                 <w:color w:val="111827"/>
               </w:rPr>
-              <w:t>3 imagens identificadas corretamente (img2, img3, img4) de um total de 4 no DOM de teste.</w:t>
-            </w:r>
-            <w:r>
-              <w:rPr>
-                <w:rFonts w:asciiTheme="minorHAnsi" w:hAnsiTheme="minorHAnsi" w:cstheme="minorHAnsi"/>
-                <w:color w:val="111827"/>
-              </w:rPr>
-              <w:t xml:space="preserve"> Imagens com </w:t>
+              <w:t xml:space="preserve">3 imagens identificadas corretamente (img2, img3, img4) de um total de 4 no DOM de teste. Imagens com </w:t>
             </w:r>
             <w:proofErr w:type="spellStart"/>
             <w:r>
@@ -2912,12 +2950,6 @@
         </w:tc>
       </w:tr>
       <w:tr>
-        <w:tblPrEx>
-          <w:tblCellMar>
-            <w:top w:w="0" w:type="dxa"/>
-            <w:bottom w:w="0" w:type="dxa"/>
-          </w:tblCellMar>
-        </w:tblPrEx>
         <w:tc>
           <w:tcPr>
             <w:tcW w:w="0" w:type="auto"/>
@@ -3086,12 +3118,6 @@
         </w:tc>
       </w:tr>
       <w:tr>
-        <w:tblPrEx>
-          <w:tblCellMar>
-            <w:top w:w="0" w:type="dxa"/>
-            <w:bottom w:w="0" w:type="dxa"/>
-          </w:tblCellMar>
-        </w:tblPrEx>
         <w:tc>
           <w:tcPr>
             <w:tcW w:w="0" w:type="auto"/>
@@ -3172,14 +3198,7 @@
                 <w:rFonts w:asciiTheme="minorHAnsi" w:hAnsiTheme="minorHAnsi" w:cstheme="minorHAnsi"/>
                 <w:color w:val="111827"/>
               </w:rPr>
-              <w:t xml:space="preserve"> e textos descritivo</w:t>
-            </w:r>
-            <w:r>
-              <w:rPr>
-                <w:rFonts w:asciiTheme="minorHAnsi" w:hAnsiTheme="minorHAnsi" w:cstheme="minorHAnsi"/>
-                <w:color w:val="111827"/>
-              </w:rPr>
-              <w:t xml:space="preserve">s correspondentes no HTML do </w:t>
+              <w:t xml:space="preserve"> e textos descritivos correspondentes no HTML do </w:t>
             </w:r>
             <w:proofErr w:type="spellStart"/>
             <w:r>
@@ -3201,12 +3220,6 @@
         </w:tc>
       </w:tr>
       <w:tr>
-        <w:tblPrEx>
-          <w:tblCellMar>
-            <w:top w:w="0" w:type="dxa"/>
-            <w:bottom w:w="0" w:type="dxa"/>
-          </w:tblCellMar>
-        </w:tblPrEx>
         <w:tc>
           <w:tcPr>
             <w:tcW w:w="0" w:type="auto"/>
@@ -3330,12 +3343,6 @@
         <w:gridCol w:w="2605"/>
       </w:tblGrid>
       <w:tr>
-        <w:tblPrEx>
-          <w:tblCellMar>
-            <w:top w:w="0" w:type="dxa"/>
-            <w:bottom w:w="0" w:type="dxa"/>
-          </w:tblCellMar>
-        </w:tblPrEx>
         <w:trPr>
           <w:tblHeader/>
         </w:trPr>
@@ -3408,12 +3415,6 @@
         </w:tc>
       </w:tr>
       <w:tr>
-        <w:tblPrEx>
-          <w:tblCellMar>
-            <w:top w:w="0" w:type="dxa"/>
-            <w:bottom w:w="0" w:type="dxa"/>
-          </w:tblCellMar>
-        </w:tblPrEx>
         <w:tc>
           <w:tcPr>
             <w:tcW w:w="0" w:type="auto"/>
@@ -3496,12 +3497,6 @@
         </w:tc>
       </w:tr>
       <w:tr>
-        <w:tblPrEx>
-          <w:tblCellMar>
-            <w:top w:w="0" w:type="dxa"/>
-            <w:bottom w:w="0" w:type="dxa"/>
-          </w:tblCellMar>
-        </w:tblPrEx>
         <w:tc>
           <w:tcPr>
             <w:tcW w:w="0" w:type="auto"/>
@@ -3604,12 +3599,6 @@
         </w:tc>
       </w:tr>
       <w:tr>
-        <w:tblPrEx>
-          <w:tblCellMar>
-            <w:top w:w="0" w:type="dxa"/>
-            <w:bottom w:w="0" w:type="dxa"/>
-          </w:tblCellMar>
-        </w:tblPrEx>
         <w:tc>
           <w:tcPr>
             <w:tcW w:w="0" w:type="auto"/>
@@ -3681,12 +3670,6 @@
         </w:tc>
       </w:tr>
       <w:tr>
-        <w:tblPrEx>
-          <w:tblCellMar>
-            <w:top w:w="0" w:type="dxa"/>
-            <w:bottom w:w="0" w:type="dxa"/>
-          </w:tblCellMar>
-        </w:tblPrEx>
         <w:tc>
           <w:tcPr>
             <w:tcW w:w="0" w:type="auto"/>
@@ -3778,12 +3761,6 @@
         </w:tc>
       </w:tr>
       <w:tr>
-        <w:tblPrEx>
-          <w:tblCellMar>
-            <w:top w:w="0" w:type="dxa"/>
-            <w:bottom w:w="0" w:type="dxa"/>
-          </w:tblCellMar>
-        </w:tblPrEx>
         <w:tc>
           <w:tcPr>
             <w:tcW w:w="0" w:type="auto"/>
@@ -3855,12 +3832,6 @@
         </w:tc>
       </w:tr>
       <w:tr>
-        <w:tblPrEx>
-          <w:tblCellMar>
-            <w:top w:w="0" w:type="dxa"/>
-            <w:bottom w:w="0" w:type="dxa"/>
-          </w:tblCellMar>
-        </w:tblPrEx>
         <w:tc>
           <w:tcPr>
             <w:tcW w:w="0" w:type="auto"/>
@@ -3943,12 +3914,6 @@
         </w:tc>
       </w:tr>
       <w:tr>
-        <w:tblPrEx>
-          <w:tblCellMar>
-            <w:top w:w="0" w:type="dxa"/>
-            <w:bottom w:w="0" w:type="dxa"/>
-          </w:tblCellMar>
-        </w:tblPrEx>
         <w:tc>
           <w:tcPr>
             <w:tcW w:w="0" w:type="auto"/>
@@ -4051,12 +4016,6 @@
         </w:tc>
       </w:tr>
       <w:tr>
-        <w:tblPrEx>
-          <w:tblCellMar>
-            <w:top w:w="0" w:type="dxa"/>
-            <w:bottom w:w="0" w:type="dxa"/>
-          </w:tblCellMar>
-        </w:tblPrEx>
         <w:tc>
           <w:tcPr>
             <w:tcW w:w="0" w:type="auto"/>
@@ -4148,12 +4107,6 @@
         </w:tc>
       </w:tr>
       <w:tr>
-        <w:tblPrEx>
-          <w:tblCellMar>
-            <w:top w:w="0" w:type="dxa"/>
-            <w:bottom w:w="0" w:type="dxa"/>
-          </w:tblCellMar>
-        </w:tblPrEx>
         <w:tc>
           <w:tcPr>
             <w:tcW w:w="0" w:type="auto"/>
@@ -4225,12 +4178,6 @@
         </w:tc>
       </w:tr>
       <w:tr>
-        <w:tblPrEx>
-          <w:tblCellMar>
-            <w:top w:w="0" w:type="dxa"/>
-            <w:bottom w:w="0" w:type="dxa"/>
-          </w:tblCellMar>
-        </w:tblPrEx>
         <w:tc>
           <w:tcPr>
             <w:tcW w:w="0" w:type="auto"/>
@@ -4389,12 +4336,6 @@
         <w:gridCol w:w="3255"/>
       </w:tblGrid>
       <w:tr>
-        <w:tblPrEx>
-          <w:tblCellMar>
-            <w:top w:w="0" w:type="dxa"/>
-            <w:bottom w:w="0" w:type="dxa"/>
-          </w:tblCellMar>
-        </w:tblPrEx>
         <w:trPr>
           <w:tblHeader/>
         </w:trPr>
@@ -4487,12 +4428,6 @@
         </w:tc>
       </w:tr>
       <w:tr>
-        <w:tblPrEx>
-          <w:tblCellMar>
-            <w:top w:w="0" w:type="dxa"/>
-            <w:bottom w:w="0" w:type="dxa"/>
-          </w:tblCellMar>
-        </w:tblPrEx>
         <w:tc>
           <w:tcPr>
             <w:tcW w:w="0" w:type="auto"/>
@@ -4557,14 +4492,7 @@
                 <w:rFonts w:asciiTheme="minorHAnsi" w:hAnsiTheme="minorHAnsi" w:cstheme="minorHAnsi"/>
                 <w:color w:val="111827"/>
               </w:rPr>
-              <w:t xml:space="preserve"> definia o comando como "descrever", mas o background.js escutava por "processa</w:t>
-            </w:r>
-            <w:r>
-              <w:rPr>
-                <w:rFonts w:asciiTheme="minorHAnsi" w:hAnsiTheme="minorHAnsi" w:cstheme="minorHAnsi"/>
-                <w:color w:val="111827"/>
-              </w:rPr>
-              <w:t>r"</w:t>
+              <w:t xml:space="preserve"> definia o comando como "descrever", mas o background.js escutava por "processar"</w:t>
             </w:r>
           </w:p>
         </w:tc>
@@ -4596,12 +4524,6 @@
         </w:tc>
       </w:tr>
       <w:tr>
-        <w:tblPrEx>
-          <w:tblCellMar>
-            <w:top w:w="0" w:type="dxa"/>
-            <w:bottom w:w="0" w:type="dxa"/>
-          </w:tblCellMar>
-        </w:tblPrEx>
         <w:tc>
           <w:tcPr>
             <w:tcW w:w="0" w:type="auto"/>
@@ -4714,12 +4636,6 @@
         </w:tc>
       </w:tr>
       <w:tr>
-        <w:tblPrEx>
-          <w:tblCellMar>
-            <w:top w:w="0" w:type="dxa"/>
-            <w:bottom w:w="0" w:type="dxa"/>
-          </w:tblCellMar>
-        </w:tblPrEx>
         <w:tc>
           <w:tcPr>
             <w:tcW w:w="0" w:type="auto"/>
@@ -4843,12 +4759,6 @@
         </w:tc>
       </w:tr>
       <w:tr>
-        <w:tblPrEx>
-          <w:tblCellMar>
-            <w:top w:w="0" w:type="dxa"/>
-            <w:bottom w:w="0" w:type="dxa"/>
-          </w:tblCellMar>
-        </w:tblPrEx>
         <w:tc>
           <w:tcPr>
             <w:tcW w:w="0" w:type="auto"/>
@@ -4977,12 +4887,6 @@
         </w:tc>
       </w:tr>
       <w:tr>
-        <w:tblPrEx>
-          <w:tblCellMar>
-            <w:top w:w="0" w:type="dxa"/>
-            <w:bottom w:w="0" w:type="dxa"/>
-          </w:tblCellMar>
-        </w:tblPrEx>
         <w:tc>
           <w:tcPr>
             <w:tcW w:w="0" w:type="auto"/>
@@ -5226,12 +5130,6 @@
         <w:gridCol w:w="2936"/>
       </w:tblGrid>
       <w:tr>
-        <w:tblPrEx>
-          <w:tblCellMar>
-            <w:top w:w="0" w:type="dxa"/>
-            <w:bottom w:w="0" w:type="dxa"/>
-          </w:tblCellMar>
-        </w:tblPrEx>
         <w:trPr>
           <w:tblHeader/>
         </w:trPr>
@@ -5324,12 +5222,6 @@
         </w:tc>
       </w:tr>
       <w:tr>
-        <w:tblPrEx>
-          <w:tblCellMar>
-            <w:top w:w="0" w:type="dxa"/>
-            <w:bottom w:w="0" w:type="dxa"/>
-          </w:tblCellMar>
-        </w:tblPrEx>
         <w:tc>
           <w:tcPr>
             <w:tcW w:w="0" w:type="auto"/>
@@ -5410,12 +5302,6 @@
         </w:tc>
       </w:tr>
       <w:tr>
-        <w:tblPrEx>
-          <w:tblCellMar>
-            <w:top w:w="0" w:type="dxa"/>
-            <w:bottom w:w="0" w:type="dxa"/>
-          </w:tblCellMar>
-        </w:tblPrEx>
         <w:tc>
           <w:tcPr>
             <w:tcW w:w="0" w:type="auto"/>
@@ -5496,12 +5382,6 @@
         </w:tc>
       </w:tr>
       <w:tr>
-        <w:tblPrEx>
-          <w:tblCellMar>
-            <w:top w:w="0" w:type="dxa"/>
-            <w:bottom w:w="0" w:type="dxa"/>
-          </w:tblCellMar>
-        </w:tblPrEx>
         <w:tc>
           <w:tcPr>
             <w:tcW w:w="0" w:type="auto"/>
@@ -5582,12 +5462,6 @@
         </w:tc>
       </w:tr>
       <w:tr>
-        <w:tblPrEx>
-          <w:tblCellMar>
-            <w:top w:w="0" w:type="dxa"/>
-            <w:bottom w:w="0" w:type="dxa"/>
-          </w:tblCellMar>
-        </w:tblPrEx>
         <w:tc>
           <w:tcPr>
             <w:tcW w:w="0" w:type="auto"/>
@@ -5668,12 +5542,6 @@
         </w:tc>
       </w:tr>
       <w:tr>
-        <w:tblPrEx>
-          <w:tblCellMar>
-            <w:top w:w="0" w:type="dxa"/>
-            <w:bottom w:w="0" w:type="dxa"/>
-          </w:tblCellMar>
-        </w:tblPrEx>
         <w:tc>
           <w:tcPr>
             <w:tcW w:w="0" w:type="auto"/>
@@ -5754,12 +5622,6 @@
         </w:tc>
       </w:tr>
       <w:tr>
-        <w:tblPrEx>
-          <w:tblCellMar>
-            <w:top w:w="0" w:type="dxa"/>
-            <w:bottom w:w="0" w:type="dxa"/>
-          </w:tblCellMar>
-        </w:tblPrEx>
         <w:tc>
           <w:tcPr>
             <w:tcW w:w="0" w:type="auto"/>
@@ -5971,12 +5833,6 @@
         <w:gridCol w:w="5725"/>
       </w:tblGrid>
       <w:tr>
-        <w:tblPrEx>
-          <w:tblCellMar>
-            <w:top w:w="0" w:type="dxa"/>
-            <w:bottom w:w="0" w:type="dxa"/>
-          </w:tblCellMar>
-        </w:tblPrEx>
         <w:trPr>
           <w:tblHeader/>
         </w:trPr>
@@ -6040,12 +5896,6 @@
         </w:tc>
       </w:tr>
       <w:tr>
-        <w:tblPrEx>
-          <w:tblCellMar>
-            <w:top w:w="0" w:type="dxa"/>
-            <w:bottom w:w="0" w:type="dxa"/>
-          </w:tblCellMar>
-        </w:tblPrEx>
         <w:tc>
           <w:tcPr>
             <w:tcW w:w="0" w:type="auto"/>
@@ -6100,12 +5950,6 @@
         </w:tc>
       </w:tr>
       <w:tr>
-        <w:tblPrEx>
-          <w:tblCellMar>
-            <w:top w:w="0" w:type="dxa"/>
-            <w:bottom w:w="0" w:type="dxa"/>
-          </w:tblCellMar>
-        </w:tblPrEx>
         <w:tc>
           <w:tcPr>
             <w:tcW w:w="0" w:type="auto"/>
@@ -6160,12 +6004,6 @@
         </w:tc>
       </w:tr>
       <w:tr>
-        <w:tblPrEx>
-          <w:tblCellMar>
-            <w:top w:w="0" w:type="dxa"/>
-            <w:bottom w:w="0" w:type="dxa"/>
-          </w:tblCellMar>
-        </w:tblPrEx>
         <w:tc>
           <w:tcPr>
             <w:tcW w:w="0" w:type="auto"/>
@@ -6220,12 +6058,6 @@
         </w:tc>
       </w:tr>
       <w:tr>
-        <w:tblPrEx>
-          <w:tblCellMar>
-            <w:top w:w="0" w:type="dxa"/>
-            <w:bottom w:w="0" w:type="dxa"/>
-          </w:tblCellMar>
-        </w:tblPrEx>
         <w:tc>
           <w:tcPr>
             <w:tcW w:w="0" w:type="auto"/>
@@ -6280,12 +6112,6 @@
         </w:tc>
       </w:tr>
       <w:tr>
-        <w:tblPrEx>
-          <w:tblCellMar>
-            <w:top w:w="0" w:type="dxa"/>
-            <w:bottom w:w="0" w:type="dxa"/>
-          </w:tblCellMar>
-        </w:tblPrEx>
         <w:tc>
           <w:tcPr>
             <w:tcW w:w="0" w:type="auto"/>
@@ -6340,12 +6166,6 @@
         </w:tc>
       </w:tr>
       <w:tr>
-        <w:tblPrEx>
-          <w:tblCellMar>
-            <w:top w:w="0" w:type="dxa"/>
-            <w:bottom w:w="0" w:type="dxa"/>
-          </w:tblCellMar>
-        </w:tblPrEx>
         <w:tc>
           <w:tcPr>
             <w:tcW w:w="0" w:type="auto"/>
@@ -6473,8 +6293,17 @@
           <w:sz w:val="22"/>
           <w:szCs w:val="22"/>
         </w:rPr>
-        <w:t xml:space="preserve"> está funcional e atende aos requisitos descritos no projeto. A extensão permite que pessoas com deficiência visual acessem conteúdo visual da web de forma autônoma, utilizando inteligência artificial para gerar descrições autom</w:t>
-      </w:r>
+        <w:t xml:space="preserve"> está funcional e atende aos requisitos descritos no projeto. A extensão permite que pessoas com deficiência visual acessem conteúdo visual da web de forma autônoma, utilizando inteligência artificial para gerar descrições automáticas de imagens e apresentando-as via síntese de voz e navegação por teclado.</w:t>
+      </w:r>
+    </w:p>
+    <w:p>
+      <w:pPr>
+        <w:spacing w:line="360" w:lineRule="auto"/>
+        <w:jc w:val="both"/>
+        <w:rPr>
+          <w:rFonts w:asciiTheme="minorHAnsi" w:hAnsiTheme="minorHAnsi" w:cstheme="minorHAnsi"/>
+        </w:rPr>
+      </w:pPr>
       <w:r>
         <w:rPr>
           <w:rFonts w:asciiTheme="minorHAnsi" w:hAnsiTheme="minorHAnsi" w:cstheme="minorHAnsi"/>
@@ -6482,17 +6311,8 @@
           <w:sz w:val="22"/>
           <w:szCs w:val="22"/>
         </w:rPr>
-        <w:t>áticas de imagens e apresentando-as via síntese de voz e navegação por teclado.</w:t>
-      </w:r>
-    </w:p>
-    <w:p>
-      <w:pPr>
-        <w:spacing w:line="360" w:lineRule="auto"/>
-        <w:jc w:val="both"/>
-        <w:rPr>
-          <w:rFonts w:asciiTheme="minorHAnsi" w:hAnsiTheme="minorHAnsi" w:cstheme="minorHAnsi"/>
-        </w:rPr>
-      </w:pPr>
+        <w:t xml:space="preserve">  </w:t>
+      </w:r>
       <w:r>
         <w:rPr>
           <w:rFonts w:asciiTheme="minorHAnsi" w:hAnsiTheme="minorHAnsi" w:cstheme="minorHAnsi"/>
@@ -6500,34 +6320,7 @@
           <w:sz w:val="22"/>
           <w:szCs w:val="22"/>
         </w:rPr>
-        <w:t xml:space="preserve">  </w:t>
-      </w:r>
-      <w:r>
-        <w:rPr>
-          <w:rFonts w:asciiTheme="minorHAnsi" w:hAnsiTheme="minorHAnsi" w:cstheme="minorHAnsi"/>
-          <w:color w:val="111827"/>
-          <w:sz w:val="22"/>
-          <w:szCs w:val="22"/>
-        </w:rPr>
-        <w:t>O projeto demonstrou que é possível construir ferramentas de acessibilidade eficazes diretamente no navegador, sem necessidade de instalação de software externo, e com compatib</w:t>
-      </w:r>
-      <w:r>
-        <w:rPr>
-          <w:rFonts w:asciiTheme="minorHAnsi" w:hAnsiTheme="minorHAnsi" w:cstheme="minorHAnsi"/>
-          <w:color w:val="111827"/>
-          <w:sz w:val="22"/>
-          <w:szCs w:val="22"/>
-        </w:rPr>
-        <w:t>ilidade com os principais leitores de tela do mercado (NVDA e JAWS). A integração com a API Gemini 2.5 Flash do Google possibilitou a geração de descrições de alta qualidade em português brasileiro, tornando o conteúdo visual acessível para um público mais</w:t>
-      </w:r>
-      <w:r>
-        <w:rPr>
-          <w:rFonts w:asciiTheme="minorHAnsi" w:hAnsiTheme="minorHAnsi" w:cstheme="minorHAnsi"/>
-          <w:color w:val="111827"/>
-          <w:sz w:val="22"/>
-          <w:szCs w:val="22"/>
-        </w:rPr>
-        <w:t xml:space="preserve"> amplo.</w:t>
+        <w:t>O projeto demonstrou que é possível construir ferramentas de acessibilidade eficazes diretamente no navegador, sem necessidade de instalação de software externo, e com compatibilidade com os principais leitores de tela do mercado (NVDA e JAWS). A integração com a API Gemini 2.5 Flash do Google possibilitou a geração de descrições de alta qualidade em português brasileiro, tornando o conteúdo visual acessível para um público mais amplo.</w:t>
       </w:r>
     </w:p>
     <w:p>
